--- a/data/revised_2026-10_full/outputs/v2/Core_Mathematics/SS1.1_Real_Numbers/Core_Mathematics_Real_Numbers_FinalExplanation.docx
+++ b/data/revised_2026-10_full/outputs/v2/Core_Mathematics/SS1.1_Real_Numbers/Core_Mathematics_Real_Numbers_FinalExplanation.docx
@@ -2685,7 +2685,7 @@
         </w:rPr>
         <w:t xml:space="preserve">© 2026 SeaVuria and ARES. This work is licensed under a </w:t>
       </w:r>
-      <w:hyperlink w:history="1" r:id="rIdqh2vsxp7ye53iczfcebeo">
+      <w:hyperlink w:history="1" r:id="rIdyx6cbcefhww5wjszyjcb4">
         <w:r>
           <w:rPr>
             <w:rFonts w:ascii="Arial" w:cs="Arial" w:eastAsia="Arial" w:hAnsi="Arial"/>
@@ -2705,7 +2705,7 @@
         </w:rPr>
         <w:t xml:space="preserve"> (</w:t>
       </w:r>
-      <w:hyperlink w:history="1" r:id="rIdxoexz3x0oljaqa5lkjvuv">
+      <w:hyperlink w:history="1" r:id="rIdqc7idioel3ngdcz-tdlat">
         <w:r>
           <w:rPr>
             <w:rFonts w:ascii="Arial" w:cs="Arial" w:eastAsia="Arial" w:hAnsi="Arial"/>
@@ -2725,7 +2725,7 @@
         </w:rPr>
         <w:t xml:space="preserve">). To view a copy of this license, visit </w:t>
       </w:r>
-      <w:hyperlink w:history="1" r:id="rIdps-wd9ezhp_jtwpmpuqxl">
+      <w:hyperlink w:history="1" r:id="rIdkfk6_hs_sp7e52nljm0b2">
         <w:r>
           <w:rPr>
             <w:rFonts w:ascii="Arial" w:cs="Arial" w:eastAsia="Arial" w:hAnsi="Arial"/>
